--- a/outputs_large/CXR_Manuscript_SCI_Submission_Final_15.docx
+++ b/outputs_large/CXR_Manuscript_SCI_Submission_Final_15.docx
@@ -1104,7 +1104,31 @@
     </w:p>
     <w:p>
       <w:r>
-        <w:t>The reproducibility package includes split CSVs, label mapping, prediction CSVs, calibration outputs, figure source data, model checkpoints, training logs, package versions, random seeds, GPU/environment information, and rerun commands.</w:t>
+        <w:t xml:space="preserve">The reproducibility package includes split CSVs, label mapping, prediction CSVs, calibration outputs, figure source data, model checkpoint release assets, training logs, package versions, random seeds, GPU/environment information, and rerun commands. The fixed reviewer package is archived on Zenodo (DOI: </w:t>
+      </w:r>
+      <w:hyperlink r:id="rId15">
+        <w:r>
+          <w:rPr>
+            <w:color w:val="0563C1"/>
+            <w:u w:val="single"/>
+          </w:rPr>
+          <w:t>10.5281/zenodo.20688290</w:t>
+        </w:r>
+      </w:hyperlink>
+      <w:r>
+        <w:t xml:space="preserve">) and the GitHub release is available at </w:t>
+      </w:r>
+      <w:hyperlink r:id="rId16">
+        <w:r>
+          <w:rPr>
+            <w:color w:val="0563C1"/>
+            <w:u w:val="single"/>
+          </w:rPr>
+          <w:t>https://github.com/a1553189184-stack/SCI/releases/tag/v1.0-reviewer-package</w:t>
+        </w:r>
+      </w:hyperlink>
+      <w:r>
+        <w:t>.</w:t>
       </w:r>
     </w:p>
     <w:p>
@@ -1341,7 +1365,43 @@
     </w:p>
     <w:p>
       <w:r>
-        <w:t>Split CSVs, label mapping, prediction CSVs, calibration outputs, figure source data, model checkpoints, logs, package versions, random seeds, GPU/environment information, and rerun commands are included in the reproducibility package. The public repository or archive link should be added before submission: [TO BE FILLED: repository or archive link]. Original images and labels remain under the source dataset licenses; users should follow NIH ChestX-ray14 and VinDr-CXR source license and citation requirements.</w:t>
+        <w:t>Split CSVs, label mapping, prediction CSVs, calibration outputs, figure source data, logs, package versions, random seeds, GPU/environment information, and rerun commands are available in the public GitHub repository (</w:t>
+      </w:r>
+      <w:hyperlink r:id="rId17">
+        <w:r>
+          <w:rPr>
+            <w:color w:val="0563C1"/>
+            <w:u w:val="single"/>
+          </w:rPr>
+          <w:t>https://github.com/a1553189184-stack/SCI</w:t>
+        </w:r>
+      </w:hyperlink>
+      <w:r>
+        <w:t>) and archived as a Zenodo source snapshot (</w:t>
+      </w:r>
+      <w:hyperlink r:id="rId15">
+        <w:r>
+          <w:rPr>
+            <w:color w:val="0563C1"/>
+            <w:u w:val="single"/>
+          </w:rPr>
+          <w:t>https://doi.org/10.5281/zenodo.20688290</w:t>
+        </w:r>
+      </w:hyperlink>
+      <w:r>
+        <w:t xml:space="preserve">). The fixed reviewer release is available at </w:t>
+      </w:r>
+      <w:hyperlink r:id="rId16">
+        <w:r>
+          <w:rPr>
+            <w:color w:val="0563C1"/>
+            <w:u w:val="single"/>
+          </w:rPr>
+          <w:t>https://github.com/a1553189184-stack/SCI/releases/tag/v1.0-reviewer-package</w:t>
+        </w:r>
+      </w:hyperlink>
+      <w:r>
+        <w:t>; model checkpoint files are provided as GitHub Release assets. Original images and labels remain under the source dataset licenses; users should follow NIH ChestX-ray14 and VinDr-CXR source license and citation requirements.</w:t>
       </w:r>
     </w:p>
     <w:p>
@@ -1388,7 +1448,31 @@
     </w:p>
     <w:p>
       <w:r>
-        <w:t>The study used public NIH ChestX-ray14 and VinDr-CXR/VinBigData-derived resources. Split CSVs, label mapping, prediction CSVs, calibration outputs, figure source data, logs, package versions, random seeds, GPU/environment information, and rerun commands are available at [TO BE FILLED: repository or archive link]. Original image and label files remain subject to the source dataset licenses and citation requirements.</w:t>
+        <w:t xml:space="preserve">The study used public NIH ChestX-ray14 and VinDr-CXR/VinBigData-derived resources. Derived metadata, split CSVs, label mapping, prediction CSVs, calibration outputs, figure source data, logs, package versions, random seeds, GPU/environment information, and rerun commands are available at </w:t>
+      </w:r>
+      <w:hyperlink r:id="rId17">
+        <w:r>
+          <w:rPr>
+            <w:color w:val="0563C1"/>
+            <w:u w:val="single"/>
+          </w:rPr>
+          <w:t>https://github.com/a1553189184-stack/SCI</w:t>
+        </w:r>
+      </w:hyperlink>
+      <w:r>
+        <w:t xml:space="preserve"> and archived on Zenodo at </w:t>
+      </w:r>
+      <w:hyperlink r:id="rId15">
+        <w:r>
+          <w:rPr>
+            <w:color w:val="0563C1"/>
+            <w:u w:val="single"/>
+          </w:rPr>
+          <w:t>https://doi.org/10.5281/zenodo.20688290</w:t>
+        </w:r>
+      </w:hyperlink>
+      <w:r>
+        <w:t>. Original image and label files remain subject to the source dataset licenses and citation requirements and are not redistributed by the authors.</w:t>
       </w:r>
     </w:p>
     <w:p>
@@ -1401,7 +1485,43 @@
     </w:p>
     <w:p>
       <w:r>
-        <w:t>The analysis code, configuration files, and reproducibility scripts are available at [TO BE FILLED: repository or archive link]. Model checkpoint sharing should be confirmed against dataset and institutional requirements before public release.</w:t>
+        <w:t xml:space="preserve">The analysis code, configuration files, and reproducibility scripts are available at </w:t>
+      </w:r>
+      <w:hyperlink r:id="rId17">
+        <w:r>
+          <w:rPr>
+            <w:color w:val="0563C1"/>
+            <w:u w:val="single"/>
+          </w:rPr>
+          <w:t>https://github.com/a1553189184-stack/SCI</w:t>
+        </w:r>
+      </w:hyperlink>
+      <w:r>
+        <w:t xml:space="preserve"> and archived on Zenodo at </w:t>
+      </w:r>
+      <w:hyperlink r:id="rId15">
+        <w:r>
+          <w:rPr>
+            <w:color w:val="0563C1"/>
+            <w:u w:val="single"/>
+          </w:rPr>
+          <w:t>https://doi.org/10.5281/zenodo.20688290</w:t>
+        </w:r>
+      </w:hyperlink>
+      <w:r>
+        <w:t xml:space="preserve">. The fixed GitHub Release is available at </w:t>
+      </w:r>
+      <w:hyperlink r:id="rId16">
+        <w:r>
+          <w:rPr>
+            <w:color w:val="0563C1"/>
+            <w:u w:val="single"/>
+          </w:rPr>
+          <w:t>https://github.com/a1553189184-stack/SCI/releases/tag/v1.0-reviewer-package</w:t>
+        </w:r>
+      </w:hyperlink>
+      <w:r>
+        <w:t>, and model checkpoint files are provided as release assets with SHA256 checksums.</w:t>
       </w:r>
     </w:p>
     <w:p>
@@ -8890,6 +9010,23 @@
         <w:t>26. Saito T, Rehmsmeier M. The precision-recall plot is more informative than the ROC plot when evaluating binary classifiers on imbalanced datasets. PLoS ONE. 2015;10:e0118432.</w:t>
       </w:r>
     </w:p>
+    <w:p>
+      <w:r>
+        <w:t>27. a1553189184-stack. Reviewer package for public-subset cross-dataset validation and calibration transfer of chest radiograph classification models. Zenodo. 2026. doi:</w:t>
+      </w:r>
+      <w:hyperlink r:id="rId15">
+        <w:r>
+          <w:rPr>
+            <w:color w:val="0563C1"/>
+            <w:u w:val="single"/>
+          </w:rPr>
+          <w:t>10.5281/zenodo.20688290</w:t>
+        </w:r>
+      </w:hyperlink>
+      <w:r>
+        <w:t>.</w:t>
+      </w:r>
+    </w:p>
     <w:sectPr>
       <w:pgSz w:w="12240" w:h="15840"/>
       <w:pgMar w:top="1440" w:right="1440" w:bottom="1440" w:left="1440" w:header="708" w:footer="708" w:gutter="0"/>

--- a/outputs_large/CXR_Manuscript_SCI_Submission_Final_15.docx
+++ b/outputs_large/CXR_Manuscript_SCI_Submission_Final_15.docx
@@ -737,7 +737,7 @@
                 <w:rFonts w:ascii="Calibri" w:hAnsi="Calibri"/>
                 <w:sz w:val="16"/>
               </w:rPr>
-              <w:t>26 current references, final formatting to be verified</w:t>
+              <w:t>27 current references, final formatting to be verified</w:t>
             </w:r>
           </w:p>
         </w:tc>
